--- a/example_articles/states/Washington/6.states_Washington_Other_publisher.docx
+++ b/example_articles/states/Washington/6.states_Washington_Other_publisher.docx
@@ -27,17 +27,17 @@
     </w:p>
     <w:p>
       <w:r>
-        <w:t>Source File: Other publishers/Files (500) (18).DOCX</w:t>
+        <w:t>Source file: Other publishers/Files (500) (18).DOCX</w:t>
       </w:r>
     </w:p>
     <w:p>
       <w:r>
-        <w:t>Raw locations result: ['Washington']</w:t>
+        <w:t>Raw locations result, 'locations': ['Washington']</w:t>
       </w:r>
     </w:p>
     <w:p>
       <w:r>
-        <w:t>states_stand_flat (Standardized): Washington</w:t>
+        <w:t>Standardized locations result, 'states_stand_flat': Washington</w:t>
       </w:r>
     </w:p>
     <w:p>

--- a/example_articles/states/Washington/6.states_Washington_Other_publisher.docx
+++ b/example_articles/states/Washington/6.states_Washington_Other_publisher.docx
@@ -7,7 +7,7 @@
         <w:pStyle w:val="Heading1"/>
       </w:pPr>
       <w:r>
-        <w:t>'MY NAME IS JOE' STAR PROVES, YES, HE CANNES</w:t>
+        <w:t>Seattle mayor resigns amid abuse allegations; Murray continues to deny accusations leveled against him.; NEW DETAILS</w:t>
       </w:r>
     </w:p>
     <w:p>
@@ -17,17 +17,17 @@
     </w:p>
     <w:p>
       <w:r>
-        <w:t>Date: 1999-04-16</w:t>
+        <w:t>Date: 2017-09-14</w:t>
       </w:r>
     </w:p>
     <w:p>
       <w:r>
-        <w:t>Section: GO!,</w:t>
+        <w:t>Section: ; Pg. A16</w:t>
       </w:r>
     </w:p>
     <w:p>
       <w:r>
-        <w:t>Source file: Other publishers/Files (500) (18).DOCX</w:t>
+        <w:t>Source file: Other publishers/Files (500) (9).DOCX</w:t>
       </w:r>
     </w:p>
     <w:p>
@@ -49,35 +49,39 @@
     </w:p>
     <w:p>
       <w:r>
-        <w:t>Nearly a year after its European release, My Name Is Joe has reached our cinematic hinterlands, like a strong breeze before Star Wars ' impending storm.</w:t>
+        <w:t>Ed Murray resigned from his position as Seattle mayor, effective Wednesday, after he lost allies on the left and many in the gay community he led after repeated allegations of sex abuse. His latest accuser is one of his cousins.</w:t>
         <w:br/>
-        <w:t>Ken Loach's latest - an intense, mature drama set in working-class Glasgow, Scotland - opened at the Cannes Film Festival, where Peter Mullan rightfully earned the best-actor prize.</w:t>
+        <w:t>SEATTLE - Seattle Mayor Ed Murray, beset over the past five months by sex abuse allegations, is set to resign, bringing an ignoble end to a lengthy political career in which he championed gay rights and better pay for workers.</w:t>
         <w:br/>
-        <w:t>The story, more sweeping in appeal than usual for its director, stars Mullan as Joe Kavanagh, a recovering alcoholic (hence the title's Alcoholics Anonymous salutation) and soccer coach. The protagonist holds a special interest in one player: troubled Liam (David McKay), who's married to a junkie (Anne-Marie Kennedy) and indebted to the mob.</w:t>
+        <w:t>His announcement that he plans to resign came after The Seattle Times reported that a fifth man - one of his cousins - had accused Murray of molesting him decades ago. Though he has vehemently denied all of the accusations against him, Murray, a Democrat, had already decided not to seek re-election.</w:t>
         <w:br/>
-        <w:t>My Name Is Joe</w:t>
+        <w:t>"While the allegations against me are not true, it is important that my personal issues do not affect the ability of our city government to conduct the public's business," he said in a statement Tuesday.</w:t>
         <w:br/>
-        <w:t>Enter a social worker named Sarah (Louise Goodall), who has a couple of chance encounters with Joe and then offers him a remodeling job. Their relationship soon shifts from business to personal, testing Sarah's tolerance for her lover's shady past, which will inevitably haunt him.</w:t>
+        <w:t>He apologized to his staff and to the city for "this painful situation," and said it had become clear that his resignation was best for the city.</w:t>
         <w:br/>
-        <w:t>As its volatile aspects pervade, the script by Paul Laverty looks more familiar, more contrived. But lighter touches - the soccer team's follies, sweet moments between the lovebirds - sculpt the marble-hard grind into a smooth montage. This is not, despite its bleak essence and backdrops, an impenetrable bore akin to Gary Oldman's Nil by Mouth .</w:t>
+        <w:t>The news left the city waiting to hear who would fulfill the remaining months in his term.</w:t>
         <w:br/>
-        <w:t>Our central characters' bond, rarely punctured by the surrounding grimness, is more engrossing than any concurrent on-screen romance. And the couple's tea breaks, resembling those between Peter Fonda and Patricia Richardson in Ulee's Gold , provide a reassuring lull for the viewer. Loach exhibits a distinct sense for pacing; segments are never too short or overlong.</w:t>
+        <w:t>The latest allegations came from Joseph Dyer, the son of Murray's first cousin, Maryellen Sottile. Dyer told the newspaper in a story published Tuesday that he was 13 and Murray was in his early 20s when Murray came to live with Dyer's family in Medford, New York, in 1975. The two shared a bedroom, and Murray repeatedly molested him over the course of a year, Dyer said.</w:t>
         <w:br/>
-        <w:t>In turn, Loach asks merely that we stay alert, and the request isn't taxing. Conversations are sharp, action brisk - as if matching the large, hurried subtitles (especially helpful for anyone who found Trainspotting tough to decipher). Once again, not unlike contemporaries Joel and Ethan Coen, Loach finds himself in the underdog's corner.</w:t>
+        <w:t>"There would be times when I would fake sleeping because I didn't want him touching me," Dyer said.</w:t>
         <w:br/>
-        <w:t>Helping to shore up conventional missteps is the attention to fine detail: Joe methodically recalling his tempestuous life via flashback; the presumed 'wild' man listening to classical music; a confrontation between the heroine's colleague and a patient who refuses to stop smoking.</w:t>
+        <w:t>Dyer said the molestation stopped only after Murray was accused of abuse by a boy in a Catholic group home where Murray worked. Dyer told the newspaper his uncle persuaded the group home not to pursue charges as long as Murray left.</w:t>
         <w:br/>
-        <w:t>The performances, uniformly superb, won't reveal a maladroit actor in the bunch. As the title figure, Mullan validates his Cannes honor while the affecting Goodall matches him without reaching. McKay, previously paired with Mullan in Braveheart , adds sobering realism as the delinquent.</w:t>
+        <w:t>Efforts to reach Dyer were not immediately successful.</w:t>
         <w:br/>
-        <w:t>A beautifully lensed climatic ceremony at graveside is appropriately solemn; there's little resolution and even less explanation.  My Name Is Joe , uncommonly moving and coherent, requires neither.</w:t>
+        <w:t>Murray, who is gay, has not faced criminal charges. He denied abusing Dyer and blamed the allegation on resentment between their families.</w:t>
         <w:br/>
+        <w:t>He initially told the Times he would not resign, but eventually did so as pressure mounted Tuesday.</w:t>
         <w:br/>
-        <w:t>Graphic</w:t>
+        <w:t>Former U.S. Attorney Jenny Durkan, who is vying to succeed him, called for Murray to step down and removed his endorsement from her campaign website. Her rival, urban planner Cary Moon, reiterated her own call for Murray's resignation, which she first made months ago.</w:t>
         <w:br/>
+        <w:t>"Mayor Murray is doing the right thing by stepping down," Gov. Jay Inslee said in a statement. "He has done good things for Seattle and his resignation will allow the city to move forward."</w:t>
         <w:br/>
-        <w:t xml:space="preserve"> </w:t>
+        <w:t>City Council President Bruce Harrell will become mayor upon Murray's resignation and has five days to decide whether to fill out the remainder of his term. If he declines, the council would appoint someone else, possibly Councilman Tim Burgess, who is retiring this year.</w:t>
         <w:br/>
-        <w:t>PHOTO: Joe Kavanagh (Peter Mullan) takes a remodeling job as he tries to escape his dark past.</w:t>
+        <w:t>Before being elected mayor in 2013, Murray, 62, was a longtime state lawmaker who led the campaign to legalize same-sex marriage in Washington state. As mayor he pushed to raise the city's minimum hourly wage to $15.</w:t>
+        <w:br/>
+        <w:t>Murray grew up in working-class neighborhoods in and around Seattle as one of seven children in an Irish Catholic family and became one of the state's most prominent political figures.</w:t>
       </w:r>
     </w:p>
     <w:sectPr>

--- a/example_articles/states/Washington/6.states_Washington_Other_publisher.docx
+++ b/example_articles/states/Washington/6.states_Washington_Other_publisher.docx
@@ -7,7 +7,7 @@
         <w:pStyle w:val="Heading1"/>
       </w:pPr>
       <w:r>
-        <w:t>Seattle mayor resigns amid abuse allegations; Murray continues to deny accusations leveled against him.; NEW DETAILS</w:t>
+        <w:t>Seattle eyes taller, denser affordable housing; But critics say plans will hurt character of city's neighborhoods.</w:t>
       </w:r>
     </w:p>
     <w:p>
@@ -17,17 +17,17 @@
     </w:p>
     <w:p>
       <w:r>
-        <w:t>Date: 2017-09-14</w:t>
+        <w:t>Date: 2018-02-17</w:t>
       </w:r>
     </w:p>
     <w:p>
       <w:r>
-        <w:t>Section: ; Pg. A16</w:t>
+        <w:t>Section: ; Pg. SPC6</w:t>
       </w:r>
     </w:p>
     <w:p>
       <w:r>
-        <w:t>Source file: Other publishers/Files (500) (9).DOCX</w:t>
+        <w:t>Source file: Other publishers/Files (500) (7).DOCX</w:t>
       </w:r>
     </w:p>
     <w:p>
@@ -49,39 +49,55 @@
     </w:p>
     <w:p>
       <w:r>
-        <w:t>Ed Murray resigned from his position as Seattle mayor, effective Wednesday, after he lost allies on the left and many in the gay community he led after repeated allegations of sex abuse. His latest accuser is one of his cousins.</w:t>
+        <w:t>On his two-story Craftsman home's porch, Seattle resident Greg Flood talks about a proposal to allow houses to be built three to four stories high on his street, now dotted with bungalows and other Craftsman homes.</w:t>
         <w:br/>
-        <w:t>SEATTLE - Seattle Mayor Ed Murray, beset over the past five months by sex abuse allegations, is set to resign, bringing an ignoble end to a lengthy political career in which he championed gay rights and better pay for workers.</w:t>
+        <w:t>SEATTLE - Seattle's booming tech industry has brought a massive influx of new residents with big wallets to the city. But an ensuing housing crunch has led to skyrocketing rents and home prices that have strained middle- and working-class families and deepened the city's homelessness crisis.</w:t>
         <w:br/>
-        <w:t>His announcement that he plans to resign came after The Seattle Times reported that a fifth man - one of his cousins - had accused Murray of molesting him decades ago. Though he has vehemently denied all of the accusations against him, Murray, a Democrat, had already decided not to seek re-election.</w:t>
+        <w:t>To keep construction humming and help people of all incomes stay, city officials have come up with what's dubbed the "grand bargain": Let developers build taller and denser in core areas across the city and require them to either include units that working-class people can afford, or pay for projects to be built elsewhere.</w:t>
         <w:br/>
-        <w:t>"While the allegations against me are not true, it is important that my personal issues do not affect the ability of our city government to conduct the public's business," he said in a statement Tuesday.</w:t>
+        <w:t>Backlash was swift from those worried increased heights and density will change the character of single-family neighborhoods that dominate this picturesque Northwest city.</w:t>
         <w:br/>
-        <w:t>He apologized to his staff and to the city for "this painful situation," and said it had become clear that his resignation was best for the city.</w:t>
+        <w:t>But equally vocal groups have formed to back the city's mandatory housing affordability plan, which aims to create 6,200 new affordable units over 20 years for those making 60 percent of area median income.</w:t>
         <w:br/>
-        <w:t>The news left the city waiting to hear who would fulfill the remaining months in his term.</w:t>
+        <w:t>More growth and housing choices mean teachers, firefighters and other laborers can remain in Seattle alongside wealthy tech workers, supporters say.</w:t>
         <w:br/>
-        <w:t>The latest allegations came from Joseph Dyer, the son of Murray's first cousin, Maryellen Sottile. Dyer told the newspaper in a story published Tuesday that he was 13 and Murray was in his early 20s when Murray came to live with Dyer's family in Medford, New York, in 1975. The two shared a bedroom, and Murray repeatedly molested him over the course of a year, Dyer said.</w:t>
+        <w:t>As the city has grown, "there's a real sense of some folks winning and some folks losing as part of that growth," said Seattle Councilmember Rob Johnson, an urban planner who is sponsoring the housing proposal. The first of several public hearings is set for Monday night.</w:t>
         <w:br/>
-        <w:t>"There would be times when I would fake sleeping because I didn't want him touching me," Dyer said.</w:t>
+        <w:t>"If we make no changes to zoning, those buildings will be built, and they will be built without affordable housing components to them," he added.</w:t>
         <w:br/>
-        <w:t>Dyer said the molestation stopped only after Murray was accused of abuse by a boy in a Catholic group home where Murray worked. Dyer told the newspaper his uncle persuaded the group home not to pursue charges as long as Murray left.</w:t>
+        <w:t>Cities such as San Francisco, New York and Washington, D.C., have policies that require development to include affordable units. Philadelphia is among those weighing similar mandates.</w:t>
         <w:br/>
-        <w:t>Efforts to reach Dyer were not immediately successful.</w:t>
+        <w:t>Friction over growth is playing out in other cities grappling with housing shortages. In Portland, Oregon, the city's plan to accommodate growth partly by allowing taller buildings downtown has stirred opposition. In California, a controversy is brewing over a state bill that eases building restrictions around transit hubs and corridors and end parking requirements.</w:t>
         <w:br/>
-        <w:t>Murray, who is gay, has not faced criminal charges. He denied abusing Dyer and blamed the allegation on resentment between their families.</w:t>
+        <w:t>In Seattle - a city of about 714,000 bordered largely by water - growth has been explosive. Fueled by Amazon and other tech giants, Seattle added nearly 75,000 jobs between 2012 and 2016, and 87,000 people in the past five years.</w:t>
         <w:br/>
-        <w:t>He initially told the Times he would not resign, but eventually did so as pressure mounted Tuesday.</w:t>
+        <w:t>The city subsidizes housing for the poorest, and the market is expanding for top income brackets. But little has been done for those in the middle who already spend too much of their wages on rent, Johnson said.</w:t>
         <w:br/>
-        <w:t>Former U.S. Attorney Jenny Durkan, who is vying to succeed him, called for Murray to step down and removed his endorsement from her campaign website. Her rival, urban planner Cary Moon, reiterated her own call for Murray's resignation, which she first made months ago.</w:t>
+        <w:t>Seattle's median home price has skyrocketed to $757,000 - the highest ever, according to the Northwest Multiple Listing Service. Average rent for a one-bedroom apartment has increased 35 percent over five years but recently started to dip.</w:t>
         <w:br/>
-        <w:t>"Mayor Murray is doing the right thing by stepping down," Gov. Jay Inslee said in a statement. "He has done good things for Seattle and his resignation will allow the city to move forward."</w:t>
+        <w:t>The changes have led to angst and soul-searching.</w:t>
         <w:br/>
-        <w:t>City Council President Bruce Harrell will become mayor upon Murray's resignation and has five days to decide whether to fill out the remainder of his term. If he declines, the council would appoint someone else, possibly Councilman Tim Burgess, who is retiring this year.</w:t>
+        <w:t>"It's forcing us to have a hard, divisive conversation about what we want to be as a city," Councilmember Mike O'Brien said.</w:t>
         <w:br/>
-        <w:t>Before being elected mayor in 2013, Murray, 62, was a longtime state lawmaker who led the campaign to legalize same-sex marriage in Washington state. As mayor he pushed to raise the city's minimum hourly wage to $15.</w:t>
+        <w:t>Critics say the plan gives away too much to developers and isn't the best way to add affordable housing. They also say it will lead to older and theoretically cheaper apartments and homes being torn down.</w:t>
         <w:br/>
-        <w:t>Murray grew up in working-class neighborhoods in and around Seattle as one of seven children in an Irish Catholic family and became one of the state's most prominent political figures.</w:t>
+        <w:t>A coalition of groups is challenging the city's environmental review of the plan, saying it didn't adequately consider issues such as the impacts to schools, traffic, parking and trees.</w:t>
+        <w:br/>
+        <w:t>"It's being sold that we have to change the zoning in order to accommodate the growth. Are the zoning changes the best way to get affordable housing?" said Susanna Lin with Seattle Fair Growth, a neighborhood group opposed to the plan. "You increase the rate of displacement. You lose the historical character, and communities are uprooted."</w:t>
+        <w:br/>
+        <w:t>Supporters say more housing closer to transit, schools and services would limit sprawl and accommodate surging demand. Options beyond pricey single-family homes - such as duplexes, cottages, tiny apartments and high-rises - would allow those with more modest incomes to live in desirable neighborhoods. Existing homes are already being torn down and replaced by expensive McMansions, they said.</w:t>
+        <w:br/>
+        <w:t>"People are afraid of the unknown, but they won't see as much change as they're afraid of," said Jay Lazerwitz, an architect who has lived in Seattle for 33 years and supports the plan. "We're not losing huge swaths of single-family homes."</w:t>
+        <w:br/>
+        <w:t>From his two-story Craftsman home, Greg Flood points down the street to where a yellow crane looms above a construction site of a 40-foot apartment complex in the Wallingford neighborhood just minutes from downtown.</w:t>
+        <w:br/>
+        <w:t>Buildings three to four stories high would be allowed on his street, now dotted with bungalows and stately Craftsman homes.</w:t>
+        <w:br/>
+        <w:t>"You can add density without adverse impacts to parking, light, gardens, yard space," said Flood, who noted there are areas in the city already zoned for denser buildings. The proposal would allow multiunit apartments next to a smaller single-family home, creating a disparity in size and scale, he said.</w:t>
+        <w:br/>
+        <w:t>Several blocks north, Bryan Kirschner welcomes the changes as a way to add economic diversity. He said single-family zoning historically has excluded certain people from many parts of the city.</w:t>
+        <w:br/>
+        <w:t>"We're all better off if people of different ages, income, backgrounds and ethnicities live together in mixed neighborhood," said the 46-year-old who works at Google.</w:t>
       </w:r>
     </w:p>
     <w:sectPr>

--- a/example_articles/states/Washington/6.states_Washington_Other_publisher.docx
+++ b/example_articles/states/Washington/6.states_Washington_Other_publisher.docx
@@ -7,7 +7,7 @@
         <w:pStyle w:val="Heading1"/>
       </w:pPr>
       <w:r>
-        <w:t>Seattle eyes taller, denser affordable housing; But critics say plans will hurt character of city's neighborhoods.</w:t>
+        <w:t>4 KILLED IN CRANE COLLAPSE IN SEATTLE</w:t>
       </w:r>
     </w:p>
     <w:p>
@@ -17,12 +17,12 @@
     </w:p>
     <w:p>
       <w:r>
-        <w:t>Date: 2018-02-17</w:t>
+        <w:t>Date: 2019-04-28</w:t>
       </w:r>
     </w:p>
     <w:p>
       <w:r>
-        <w:t>Section: ; Pg. SPC6</w:t>
+        <w:t>Section: ASECTION; Pg. A-4</w:t>
       </w:r>
     </w:p>
     <w:p>
@@ -49,55 +49,47 @@
     </w:p>
     <w:p>
       <w:r>
-        <w:t>On his two-story Craftsman home's porch, Seattle resident Greg Flood talks about a proposal to allow houses to be built three to four stories high on his street, now dotted with bungalows and other Craftsman homes.</w:t>
+        <w:t>SEATTLE - Four people were killed and three injured when a construction crane collapsed Saturday in downtown Seattle, pinning five cars underneath.</w:t>
         <w:br/>
-        <w:t>SEATTLE - Seattle's booming tech industry has brought a massive influx of new residents with big wallets to the city. But an ensuing housing crunch has led to skyrocketing rents and home prices that have strained middle- and working-class families and deepened the city's homelessness crisis.</w:t>
+        <w:t>The four were dead by the time firefighters got to the scene, the Seattle Fire Department said. Three people were transported to the hospital, the department said.</w:t>
         <w:br/>
-        <w:t>To keep construction humming and help people of all incomes stay, city officials have come up with what's dubbed the "grand bargain": Let developers build taller and denser in core areas across the city and require them to either include units that working-class people can afford, or pay for projects to be built elsewhere.</w:t>
+        <w:t>The crane collapsed near the intersection of Mercer Street and Fairview Avenue near Interstate 5 shortly after 3 p.m.</w:t>
         <w:br/>
-        <w:t>Backlash was swift from those worried increased heights and density will change the character of single-family neighborhoods that dominate this picturesque Northwest city.</w:t>
+        <w:t>"It was terrifying," Esther Nelson, a biotech researcher who was working in a building nearby, told The Seattle Times.</w:t>
         <w:br/>
-        <w:t>But equally vocal groups have formed to back the city's mandatory housing affordability plan, which aims to create 6,200 new affordable units over 20 years for those making 60 percent of area median income.</w:t>
+        <w:t>"The wind was blowing really strong," she said, and added that the crane appeared to break in half.</w:t>
         <w:br/>
-        <w:t>More growth and housing choices mean teachers, firefighters and other laborers can remain in Seattle alongside wealthy tech workers, supporters say.</w:t>
+        <w:t>Democrats court unions</w:t>
         <w:br/>
-        <w:t>As the city has grown, "there's a real sense of some folks winning and some folks losing as part of that growth," said Seattle Councilmember Rob Johnson, an urban planner who is sponsoring the housing proposal. The first of several public hearings is set for Monday night.</w:t>
+        <w:t>LAS VEGAS - Six Democratic presidential candidates are promoting their solidarity with workers and focusing on wages and other issues of importance to labor as they hope to win support from one of the country's major unions.</w:t>
         <w:br/>
-        <w:t>"If we make no changes to zoning, those buildings will be built, and they will be built without affordable housing components to them," he added.</w:t>
+        <w:t>A forum Saturday organized by the liberal Center for American Progress Action Fund and the Service Employees International Union comes as union leaders and their backers worry that 2020 field of at least 20 Democratic contenders is not spending enough time on bread-and-butter concerns.</w:t>
         <w:br/>
-        <w:t>Cities such as San Francisco, New York and Washington, D.C., have policies that require development to include affordable units. Philadelphia is among those weighing similar mandates.</w:t>
+        <w:t>For example, several candidates this past week debated whether criminals in prison should have the chance to win back their right to vote. It's the type of issue that some labor leaders worry has nothing to do with the economic issues that typically motivate working-class voters. That concern is helping propel former Vice President Joe Biden's newly launched campaign.</w:t>
         <w:br/>
-        <w:t>Friction over growth is playing out in other cities grappling with housing shortages. In Portland, Oregon, the city's plan to accommodate growth partly by allowing taller buildings downtown has stirred opposition. In California, a controversy is brewing over a state bill that eases building restrictions around transit hubs and corridors and end parking requirements.</w:t>
+        <w:t>Mr. Biden's first public event is Monday at a union hall in Lawrenceville, where he is expected to pick up the endorsement of the International Association of Fire Fighters.</w:t>
         <w:br/>
-        <w:t>In Seattle - a city of about 714,000 bordered largely by water - growth has been explosive. Fueled by Amazon and other tech giants, Seattle added nearly 75,000 jobs between 2012 and 2016, and 87,000 people in the past five years.</w:t>
+        <w:t>Musicians OK contract</w:t>
         <w:br/>
-        <w:t>The city subsidizes housing for the poorest, and the market is expanding for top income brackets. But little has been done for those in the middle who already spend too much of their wages on rent, Johnson said.</w:t>
+        <w:t>CHICAGO - Musicians at the Chicago Symphony Orchestra have approved a new contract, a key step to ending a nearly seven-week strike.</w:t>
         <w:br/>
-        <w:t>Seattle's median home price has skyrocketed to $757,000 - the highest ever, according to the Northwest Multiple Listing Service. Average rent for a one-bedroom apartment has increased 35 percent over five years but recently started to dip.</w:t>
+        <w:t>The Chicago Federation of Musicians says the five-year deal includes a 13.2% increase in salary and protects retirement benefits. The union says musicians unanimously supported it Saturday.</w:t>
         <w:br/>
-        <w:t>The changes have led to angst and soul-searching.</w:t>
+        <w:t>The board of the Chicago Symphony Orchestra Association also must vote on the contract. A tentative deal was reached after both sides agreed to have Mayor Rahm Emanuel participate in the talks.</w:t>
         <w:br/>
-        <w:t>"It's forcing us to have a hard, divisive conversation about what we want to be as a city," Councilmember Mike O'Brien said.</w:t>
+        <w:t>About 100 musicians have been on strike since March 11 . The main issues were pensions and wages.</w:t>
         <w:br/>
-        <w:t>Critics say the plan gives away too much to developers and isn't the best way to add affordable housing. They also say it will lead to older and theoretically cheaper apartments and homes being torn down.</w:t>
+        <w:t>Finders, but not keepers</w:t>
         <w:br/>
-        <w:t>A coalition of groups is challenging the city's environmental review of the plan, saying it didn't adequately consider issues such as the impacts to schools, traffic, parking and trees.</w:t>
+        <w:t>GRAND HAVEN, Mich. - Police in Michigan are appealing to people to surrender their instant riches after a box with $30,000 fell off the back of a truck.</w:t>
         <w:br/>
-        <w:t>"It's being sold that we have to change the zoning in order to accommodate the growth. Are the zoning changes the best way to get affordable housing?" said Susanna Lin with Seattle Fair Growth, a neighborhood group opposed to the plan. "You increase the rate of displacement. You lose the historical character, and communities are uprooted."</w:t>
+        <w:t>Authorities in Grand Haven say drivers stopped Thursday to pick up cash for themselves.</w:t>
         <w:br/>
-        <w:t>Supporters say more housing closer to transit, schools and services would limit sprawl and accommodate surging demand. Options beyond pricey single-family homes - such as duplexes, cottages, tiny apartments and high-rises - would allow those with more modest incomes to live in desirable neighborhoods. Existing homes are already being torn down and replaced by expensive McMansions, they said.</w:t>
+        <w:t>Only $2,500 was immediately recovered and returned to the owner, who had forgotten that a cash box was on the truck's bumper. Traffic was backed up on U.S. 31 after money hit the ground.</w:t>
         <w:br/>
-        <w:t>"People are afraid of the unknown, but they won't see as much change as they're afraid of," said Jay Lazerwitz, an architect who has lived in Seattle for 33 years and supports the plan. "We're not losing huge swaths of single-family homes."</w:t>
+        <w:t>But by Saturday, more money was trickling in. The Department of Public Safety says two teenagers turned in $630, and a woman gave up nearly $3,900.</w:t>
         <w:br/>
-        <w:t>From his two-story Craftsman home, Greg Flood points down the street to where a yellow crane looms above a construction site of a 40-foot apartment complex in the Wallingford neighborhood just minutes from downtown.</w:t>
-        <w:br/>
-        <w:t>Buildings three to four stories high would be allowed on his street, now dotted with bungalows and stately Craftsman homes.</w:t>
-        <w:br/>
-        <w:t>"You can add density without adverse impacts to parking, light, gardens, yard space," said Flood, who noted there are areas in the city already zoned for denser buildings. The proposal would allow multiunit apartments next to a smaller single-family home, creating a disparity in size and scale, he said.</w:t>
-        <w:br/>
-        <w:t>Several blocks north, Bryan Kirschner welcomes the changes as a way to add economic diversity. He said single-family zoning historically has excluded certain people from many parts of the city.</w:t>
-        <w:br/>
-        <w:t>"We're all better off if people of different ages, income, backgrounds and ethnicities live together in mixed neighborhood," said the 46-year-old who works at Google.</w:t>
+        <w:t>The department says on Facebook : "We commend you for your honesty!!"</w:t>
       </w:r>
     </w:p>
     <w:sectPr>
